--- a/files/Lauren Jenkins CV 2026 _ feb _ forWeb.docx
+++ b/files/Lauren Jenkins CV 2026 _ feb _ forWeb.docx
@@ -44,27 +44,17 @@
           <w:docGrid w:linePitch="360"/>
         </w:sectPr>
       </w:pPr>
-      <w:r>
-        <w:fldChar w:fldCharType="begin"/>
-      </w:r>
-      <w:r>
-        <w:instrText>HYPERLINK "mailto:lauren.jenkins@duke.edu"</w:instrText>
-      </w:r>
-      <w:r>
-        <w:fldChar w:fldCharType="separate"/>
-      </w:r>
-      <w:r>
-        <w:rPr>
-          <w:rStyle w:val="Hyperlink"/>
-          <w:rFonts w:ascii="Times New Roman" w:hAnsi="Times New Roman" w:cs="Times New Roman"/>
-          <w:sz w:val="24"/>
-          <w:szCs w:val="24"/>
-        </w:rPr>
-        <w:t>lauren.jenkins@duke.edu</w:t>
-      </w:r>
-      <w:r>
-        <w:fldChar w:fldCharType="end"/>
-      </w:r>
+      <w:hyperlink r:id="rId5" w:history="1">
+        <w:r>
+          <w:rPr>
+            <w:rStyle w:val="Hyperlink"/>
+            <w:rFonts w:ascii="Times New Roman" w:hAnsi="Times New Roman" w:cs="Times New Roman"/>
+            <w:sz w:val="24"/>
+            <w:szCs w:val="24"/>
+          </w:rPr>
+          <w:t>lauren.jenkins@duke.edu</w:t>
+        </w:r>
+      </w:hyperlink>
       <w:r>
         <w:rPr>
           <w:rFonts w:ascii="Times New Roman" w:hAnsi="Times New Roman" w:cs="Times New Roman"/>
@@ -2812,28 +2802,6 @@
     </w:p>
     <w:p>
       <w:pPr>
-        <w:spacing w:after="0" w:line="240" w:lineRule="auto"/>
-        <w:rPr>
-          <w:rFonts w:ascii="Times New Roman" w:eastAsia="Times New Roman" w:hAnsi="Times New Roman" w:cs="Times New Roman"/>
-          <w:color w:val="000000" w:themeColor="text1"/>
-          <w:sz w:val="24"/>
-          <w:szCs w:val="24"/>
-        </w:rPr>
-      </w:pPr>
-    </w:p>
-    <w:p>
-      <w:pPr>
-        <w:spacing w:after="0" w:line="240" w:lineRule="auto"/>
-        <w:rPr>
-          <w:rFonts w:ascii="Times New Roman" w:eastAsia="Times New Roman" w:hAnsi="Times New Roman" w:cs="Times New Roman"/>
-          <w:color w:val="000000" w:themeColor="text1"/>
-          <w:sz w:val="24"/>
-          <w:szCs w:val="24"/>
-        </w:rPr>
-      </w:pPr>
-    </w:p>
-    <w:p>
-      <w:pPr>
         <w:tabs>
           <w:tab w:val="left" w:pos="10800"/>
         </w:tabs>
@@ -5501,6 +5469,27 @@
     </w:p>
     <w:p>
       <w:pPr>
+        <w:rPr>
+          <w:rFonts w:ascii="Times New Roman" w:eastAsia="Times New Roman" w:hAnsi="Times New Roman" w:cs="Times New Roman"/>
+          <w:b/>
+          <w:color w:val="000000" w:themeColor="text1"/>
+          <w:sz w:val="24"/>
+          <w:szCs w:val="24"/>
+        </w:rPr>
+      </w:pPr>
+      <w:r>
+        <w:rPr>
+          <w:rFonts w:ascii="Times New Roman" w:eastAsia="Times New Roman" w:hAnsi="Times New Roman" w:cs="Times New Roman"/>
+          <w:b/>
+          <w:color w:val="000000" w:themeColor="text1"/>
+          <w:sz w:val="24"/>
+          <w:szCs w:val="24"/>
+        </w:rPr>
+        <w:br w:type="page"/>
+      </w:r>
+    </w:p>
+    <w:p>
+      <w:pPr>
         <w:spacing w:after="0" w:line="276" w:lineRule="auto"/>
         <w:rPr>
           <w:rFonts w:ascii="Times New Roman" w:eastAsia="Times New Roman" w:hAnsi="Times New Roman" w:cs="Times New Roman"/>
@@ -8276,6 +8265,27 @@
     </w:p>
     <w:p>
       <w:pPr>
+        <w:rPr>
+          <w:rFonts w:ascii="Times New Roman" w:eastAsia="Times New Roman" w:hAnsi="Times New Roman" w:cs="Times New Roman"/>
+          <w:b/>
+          <w:color w:val="000000" w:themeColor="text1"/>
+          <w:sz w:val="24"/>
+          <w:szCs w:val="24"/>
+        </w:rPr>
+      </w:pPr>
+      <w:r>
+        <w:rPr>
+          <w:rFonts w:ascii="Times New Roman" w:eastAsia="Times New Roman" w:hAnsi="Times New Roman" w:cs="Times New Roman"/>
+          <w:b/>
+          <w:color w:val="000000" w:themeColor="text1"/>
+          <w:sz w:val="24"/>
+          <w:szCs w:val="24"/>
+        </w:rPr>
+        <w:br w:type="page"/>
+      </w:r>
+    </w:p>
+    <w:p>
+      <w:pPr>
         <w:spacing w:before="240" w:after="0" w:line="276" w:lineRule="auto"/>
         <w:rPr>
           <w:rFonts w:ascii="Times New Roman" w:eastAsia="Times New Roman" w:hAnsi="Times New Roman" w:cs="Times New Roman"/>
@@ -8293,6 +8303,7 @@
           <w:sz w:val="24"/>
           <w:szCs w:val="24"/>
         </w:rPr>
+        <w:lastRenderedPageBreak/>
         <w:t>Faith in the Vaccine,</w:t>
       </w:r>
       <w:r>
@@ -8647,7 +8658,6 @@
           <w:sz w:val="24"/>
           <w:szCs w:val="24"/>
         </w:rPr>
-        <w:lastRenderedPageBreak/>
         <w:t>Partner</w:t>
       </w:r>
       <w:r>
@@ -8680,45 +8690,22 @@
     </w:p>
     <w:p>
       <w:pPr>
-        <w:rPr>
-          <w:rFonts w:ascii="Times New Roman" w:eastAsia="Times New Roman" w:hAnsi="Times New Roman" w:cs="Times New Roman"/>
-          <w:b/>
-          <w:color w:val="000000" w:themeColor="text1"/>
-          <w:sz w:val="24"/>
-          <w:szCs w:val="24"/>
-        </w:rPr>
-      </w:pPr>
-      <w:r>
-        <w:rPr>
-          <w:rFonts w:ascii="Times New Roman" w:eastAsia="Times New Roman" w:hAnsi="Times New Roman" w:cs="Times New Roman"/>
-          <w:b/>
-          <w:color w:val="000000" w:themeColor="text1"/>
-          <w:sz w:val="24"/>
-          <w:szCs w:val="24"/>
-        </w:rPr>
-        <w:br w:type="page"/>
-      </w:r>
-    </w:p>
-    <w:p>
-      <w:pPr>
-        <w:spacing w:before="240" w:after="0" w:line="276" w:lineRule="auto"/>
-        <w:rPr>
-          <w:rFonts w:ascii="Times New Roman" w:eastAsia="Times New Roman" w:hAnsi="Times New Roman" w:cs="Times New Roman"/>
-          <w:bCs/>
-          <w:color w:val="000000" w:themeColor="text1"/>
-          <w:sz w:val="24"/>
-          <w:szCs w:val="24"/>
-        </w:rPr>
-      </w:pPr>
-      <w:r>
-        <w:rPr>
-          <w:rFonts w:ascii="Times New Roman" w:eastAsia="Times New Roman" w:hAnsi="Times New Roman" w:cs="Times New Roman"/>
-          <w:b/>
-          <w:color w:val="000000" w:themeColor="text1"/>
-          <w:sz w:val="24"/>
-          <w:szCs w:val="24"/>
-        </w:rPr>
-        <w:lastRenderedPageBreak/>
+        <w:spacing w:before="240" w:after="0" w:line="240" w:lineRule="auto"/>
+        <w:rPr>
+          <w:rFonts w:ascii="Times New Roman" w:eastAsia="Times New Roman" w:hAnsi="Times New Roman" w:cs="Times New Roman"/>
+          <w:color w:val="000000" w:themeColor="text1"/>
+          <w:sz w:val="24"/>
+          <w:szCs w:val="24"/>
+        </w:rPr>
+      </w:pPr>
+      <w:r>
+        <w:rPr>
+          <w:rFonts w:ascii="Times New Roman" w:eastAsia="Times New Roman" w:hAnsi="Times New Roman" w:cs="Times New Roman"/>
+          <w:b/>
+          <w:color w:val="000000" w:themeColor="text1"/>
+          <w:sz w:val="24"/>
+          <w:szCs w:val="24"/>
+        </w:rPr>
         <w:t xml:space="preserve">Campus Garden </w:t>
       </w:r>
       <w:r>
@@ -10545,7 +10532,7 @@
         </w:rPr>
         <w:t xml:space="preserve">DOI: </w:t>
       </w:r>
-      <w:hyperlink r:id="rId5" w:history="1">
+      <w:hyperlink r:id="rId6" w:history="1">
         <w:r>
           <w:rPr>
             <w:rStyle w:val="Hyperlink"/>
@@ -10927,7 +10914,7 @@
         </w:rPr>
         <w:t xml:space="preserve">DOI: </w:t>
       </w:r>
-      <w:hyperlink r:id="rId6" w:history="1">
+      <w:hyperlink r:id="rId7" w:history="1">
         <w:r>
           <w:rPr>
             <w:rStyle w:val="Hyperlink"/>
@@ -11245,7 +11232,7 @@
         </w:rPr>
         <w:t xml:space="preserve"> DOI: </w:t>
       </w:r>
-      <w:hyperlink r:id="rId7" w:history="1">
+      <w:hyperlink r:id="rId8" w:history="1">
         <w:r>
           <w:rPr>
             <w:rStyle w:val="Hyperlink"/>
@@ -11260,6 +11247,29 @@
     </w:p>
     <w:p>
       <w:pPr>
+        <w:rPr>
+          <w:rFonts w:ascii="Times New Roman" w:hAnsi="Times New Roman" w:cs="Times New Roman"/>
+          <w:b/>
+          <w:color w:val="000000" w:themeColor="text1"/>
+          <w:sz w:val="24"/>
+          <w:szCs w:val="24"/>
+          <w:u w:val="single"/>
+        </w:rPr>
+      </w:pPr>
+      <w:r>
+        <w:rPr>
+          <w:rFonts w:ascii="Times New Roman" w:hAnsi="Times New Roman" w:cs="Times New Roman"/>
+          <w:b/>
+          <w:color w:val="000000" w:themeColor="text1"/>
+          <w:sz w:val="24"/>
+          <w:szCs w:val="24"/>
+          <w:u w:val="single"/>
+        </w:rPr>
+        <w:br w:type="page"/>
+      </w:r>
+    </w:p>
+    <w:p>
+      <w:pPr>
         <w:tabs>
           <w:tab w:val="left" w:pos="10800"/>
         </w:tabs>
@@ -11282,6 +11292,7 @@
           <w:szCs w:val="24"/>
           <w:u w:val="single"/>
         </w:rPr>
+        <w:lastRenderedPageBreak/>
         <w:t xml:space="preserve">CONTRIBUTED TALKS, ABSTRACTS, AND </w:t>
       </w:r>
       <w:r>
@@ -11449,7 +11460,6 @@
           <w:sz w:val="24"/>
           <w:szCs w:val="24"/>
         </w:rPr>
-        <w:lastRenderedPageBreak/>
         <w:t xml:space="preserve">Jenkins, L., </w:t>
       </w:r>
       <w:r>
@@ -12833,6 +12843,7 @@
           <w:sz w:val="24"/>
           <w:szCs w:val="24"/>
         </w:rPr>
+        <w:lastRenderedPageBreak/>
         <w:t>Biosphere2 Biogeography,</w:t>
       </w:r>
       <w:r>
